--- a/templates/08-bo-mau-cap-1-2/15-phu-luc-hop-dong-bvdlcn.docx
+++ b/templates/08-bo-mau-cap-1-2/15-phu-luc-hop-dong-bvdlcn.docx
@@ -3351,7 +3351,7 @@
           <w:sz w:val="26"/>
           <w:szCs w:val="26"/>
         </w:rPr>
-        <w:t xml:space="preserve">3. Bên B phối hợp ngăn chặn, khắc phục hậu quả, bảo toàn chứng cứ; phối hợp với Bên A lập biên bản xác nhận vi phạm và làm việc với cơ quan chuyên trách bảo vệ dữ liệu cá nhân. Trường hợp Bên B cũng thông báo cho cơ quan chuyên trách, hai bên thống nhất nội dung trước khi gửi, trừ trường hợp khẩn cấp. Bên B không tự thông báo cho chủ thể dữ liệu hoặc công khai sự việc khi chưa thống nhất với Bên A, trừ trường hợp pháp luật yêu cầu.</w:t>
+        <w:t xml:space="preserve">3. Bên B phối hợp ngăn chặn, khắc phục hậu quả, bảo toàn chứng cứ; phối hợp với Bên A lập biên bản xác nhận vi phạm và làm việc với cơ quan chuyên trách bảo vệ dữ liệu cá nhân. Trường hợp Bên B cũng thông báo cho cơ quan chuyên trách, hai bên trao đổi nội dung trước khi gửi nếu kịp; việc trao đổi không được làm chậm thời hạn thông báo theo pháp luật (Điều 23 Luật Bảo vệ dữ liệu cá nhân). Bên B không tự thông báo cho chủ thể dữ liệu hoặc công khai sự việc khi chưa thống nhất với Bên A, trừ trường hợp pháp luật yêu cầu.</w:t>
       </w:r>
     </w:p>
     <w:p>
@@ -3824,7 +3824,7 @@
           <w:sz w:val="26"/>
           <w:szCs w:val="26"/>
         </w:rPr>
-        <w:t xml:space="preserve">1. Bên B lập và lưu trữ hồ sơ đánh giá tác động xử lý dữ liệu cá nhân của mình đối với hoạt động xử lý cho Bên A (khoản 3 Điều 21 Luật Bảo vệ dữ liệu cá nhân) và gửi hồ sơ cho cơ quan chuyên trách khi pháp luật yêu cầu; cung cấp cho Bên A bản tóm tắt khi được đề nghị.</w:t>
+        <w:t xml:space="preserve">1. Bên B lập và lưu trữ hồ sơ đánh giá tác động xử lý dữ liệu cá nhân của mình đối với hoạt động xử lý cho Bên A (khoản 3 Điều 21 Luật Bảo vệ dữ liệu cá nhân) và gửi hồ sơ cho cơ quan chuyên trách bảo vệ dữ liệu cá nhân theo Điều 19 Nghị định số 356/2025/NĐ-CP; cung cấp cho Bên A bản tóm tắt khi được đề nghị.</w:t>
       </w:r>
     </w:p>
     <w:p>

--- a/templates/08-bo-mau-cap-1-2/15-phu-luc-hop-dong-bvdlcn.docx
+++ b/templates/08-bo-mau-cap-1-2/15-phu-luc-hop-dong-bvdlcn.docx
@@ -1232,7 +1232,7 @@
           <w:szCs w:val="26"/>
           <w:highlight w:val="yellow"/>
         </w:rPr>
-        <w:t xml:space="preserve">dịch vụ thư điện tử trên nền tảng điện toán đám mây cho khoảng 120 hộp thư của Bên A (thuộc hệ thống HT-02-INTRANET), gồm lưu trữ thư, lịch, danh bạ, lọc thư rác và mã độc, sao lưu</w:t>
+        <w:t xml:space="preserve">dịch vụ thư điện tử trên nền tảng điện toán đám mây cho khoảng 40 hộp thư của Bên A (thuộc hệ thống HT-02-INTRANET), gồm lưu trữ thư, lịch, danh bạ, lọc thư rác và mã độc, sao lưu</w:t>
       </w:r>
       <w:r>
         <w:rPr>
